--- a/backend/word_templates/自有资金/机械租赁/邀请询比/12.用章申请表.docx
+++ b/backend/word_templates/自有资金/机械租赁/邀请询比/12.用章申请表.docx
@@ -931,6 +931,7 @@
                 <w:rFonts w:hint="eastAsia" w:ascii="宋体" w:hAnsi="宋体" w:eastAsia="宋体" w:cs="宋体"/>
                 <w:b w:val="0"/>
                 <w:bCs/>
+                <w:color w:val="0000FF"/>
                 <w:sz w:val="21"/>
                 <w:szCs w:val="24"/>
                 <w:vertAlign w:val="baseline"/>
@@ -942,6 +943,7 @@
                 <w:rFonts w:hint="eastAsia" w:ascii="宋体" w:hAnsi="宋体" w:eastAsia="宋体" w:cs="宋体"/>
                 <w:b w:val="0"/>
                 <w:bCs/>
+                <w:color w:val="0000FF"/>
                 <w:sz w:val="21"/>
                 <w:szCs w:val="24"/>
                 <w:vertAlign w:val="baseline"/>
@@ -961,6 +963,7 @@
                 <w:rFonts w:hint="eastAsia" w:ascii="宋体" w:hAnsi="宋体" w:eastAsia="宋体" w:cs="宋体"/>
                 <w:b w:val="0"/>
                 <w:bCs/>
+                <w:color w:val="0000FF"/>
                 <w:sz w:val="21"/>
                 <w:szCs w:val="24"/>
                 <w:vertAlign w:val="baseline"/>
@@ -972,6 +975,7 @@
                 <w:rFonts w:hint="eastAsia" w:ascii="宋体" w:hAnsi="宋体" w:eastAsia="宋体" w:cs="宋体"/>
                 <w:b w:val="0"/>
                 <w:bCs/>
+                <w:color w:val="0000FF"/>
                 <w:sz w:val="21"/>
                 <w:szCs w:val="24"/>
                 <w:vertAlign w:val="baseline"/>
@@ -1002,15 +1006,14 @@
                 <w:rFonts w:hint="eastAsia" w:ascii="宋体" w:hAnsi="宋体" w:eastAsia="宋体" w:cs="宋体"/>
                 <w:b w:val="0"/>
                 <w:bCs/>
+                <w:color w:val="0000FF"/>
                 <w:sz w:val="21"/>
                 <w:szCs w:val="24"/>
                 <w:vertAlign w:val="baseline"/>
                 <w:lang w:val="en-US" w:eastAsia="zh-CN"/>
               </w:rPr>
-              <w:t>{{chengjiao_jine1</w:t>
-            </w:r>
-            <w:bookmarkStart w:id="0" w:name="_GoBack"/>
-            <w:bookmarkEnd w:id="0"/>
+              <w:t>{{chengjiao_jine}}</w:t>
+            </w:r>
             <w:r>
               <w:rPr>
                 <w:rFonts w:hint="eastAsia" w:ascii="宋体" w:hAnsi="宋体" w:eastAsia="宋体" w:cs="宋体"/>
@@ -1021,7 +1024,7 @@
                 <w:vertAlign w:val="baseline"/>
                 <w:lang w:val="en-US" w:eastAsia="zh-CN"/>
               </w:rPr>
-              <w:t>}}元</w:t>
+              <w:t>元</w:t>
             </w:r>
           </w:p>
         </w:tc>
@@ -1167,7 +1170,7 @@
             <w:r>
               <w:rPr>
                 <w:rFonts w:hint="eastAsia" w:ascii="仿宋_GB2312" w:hAnsi="仿宋_GB2312" w:eastAsia="仿宋_GB2312" w:cs="仿宋_GB2312"/>
-                <w:color w:val="auto"/>
+                <w:color w:val="0000FF"/>
                 <w:sz w:val="24"/>
                 <w:highlight w:val="none"/>
                 <w:lang w:val="en-US" w:eastAsia="zh-CN"/>
@@ -1700,6 +1703,8 @@
           <w:szCs w:val="32"/>
         </w:rPr>
       </w:pPr>
+      <w:bookmarkStart w:id="0" w:name="_GoBack"/>
+      <w:bookmarkEnd w:id="0"/>
     </w:p>
     <w:p>
       <w:pPr>
